--- a/Technical Note/Percobaan ACD dan DAC Menggunakan Potensiometer.docx
+++ b/Technical Note/Percobaan ACD dan DAC Menggunakan Potensiometer.docx
@@ -106,7 +106,27 @@
           <w:sz w:val="28"/>
           <w:szCs w:val="28"/>
         </w:rPr>
-        <w:t xml:space="preserve"> ACD dan DAC </w:t>
+        <w:t xml:space="preserve"> AD</w:t>
+      </w:r>
+      <w:r>
+        <w:rPr>
+          <w:rFonts w:ascii="Times New Roman" w:hAnsi="Times New Roman" w:cs="Times New Roman"/>
+          <w:b/>
+          <w:bCs/>
+          <w:sz w:val="28"/>
+          <w:szCs w:val="28"/>
+        </w:rPr>
+        <w:t>C</w:t>
+      </w:r>
+      <w:r>
+        <w:rPr>
+          <w:rFonts w:ascii="Times New Roman" w:hAnsi="Times New Roman" w:cs="Times New Roman"/>
+          <w:b/>
+          <w:bCs/>
+          <w:sz w:val="28"/>
+          <w:szCs w:val="28"/>
+        </w:rPr>
+        <w:t xml:space="preserve"> dan DAC </w:t>
       </w:r>
       <w:proofErr w:type="spellStart"/>
       <w:r>
@@ -925,7 +945,47 @@
           <w:lang w:eastAsia="en-ID"/>
           <w14:ligatures w14:val="none"/>
         </w:rPr>
-        <w:t xml:space="preserve">) yang kontinu dan proporsional terhadap tegangan masukan, sehingga menjadikannya komponen yang ideal untuk mensimulasikan input sinyal analog </w:t>
+        <w:t xml:space="preserve">) yang kontinu dan proporsional terhadap tegangan masukan, sehingga menjadikannya komponen yang ideal untuk mensimulasikan input </w:t>
+      </w:r>
+      <w:proofErr w:type="spellStart"/>
+      <w:r>
+        <w:rPr>
+          <w:rFonts w:ascii="Times New Roman" w:eastAsia="Times New Roman" w:hAnsi="Times New Roman" w:cs="Times New Roman"/>
+          <w:kern w:val="0"/>
+          <w:lang w:eastAsia="en-ID"/>
+          <w14:ligatures w14:val="none"/>
+        </w:rPr>
+        <w:t>sinyal</w:t>
+      </w:r>
+      <w:proofErr w:type="spellEnd"/>
+      <w:r>
+        <w:rPr>
+          <w:rFonts w:ascii="Times New Roman" w:eastAsia="Times New Roman" w:hAnsi="Times New Roman" w:cs="Times New Roman"/>
+          <w:kern w:val="0"/>
+          <w:lang w:eastAsia="en-ID"/>
+          <w14:ligatures w14:val="none"/>
+        </w:rPr>
+        <w:t xml:space="preserve"> </w:t>
+      </w:r>
+      <w:proofErr w:type="spellStart"/>
+      <w:r>
+        <w:rPr>
+          <w:rFonts w:ascii="Times New Roman" w:eastAsia="Times New Roman" w:hAnsi="Times New Roman" w:cs="Times New Roman"/>
+          <w:kern w:val="0"/>
+          <w:lang w:eastAsia="en-ID"/>
+          <w14:ligatures w14:val="none"/>
+        </w:rPr>
+        <w:t>analog</w:t>
+      </w:r>
+      <w:proofErr w:type="spellEnd"/>
+      <w:r>
+        <w:rPr>
+          <w:rFonts w:ascii="Times New Roman" w:eastAsia="Times New Roman" w:hAnsi="Times New Roman" w:cs="Times New Roman"/>
+          <w:kern w:val="0"/>
+          <w:lang w:eastAsia="en-ID"/>
+          <w14:ligatures w14:val="none"/>
+        </w:rPr>
+        <w:t xml:space="preserve"> </w:t>
       </w:r>
       <w:proofErr w:type="spellStart"/>
       <w:r>
@@ -5210,6 +5270,17 @@
         <w:t>Percobaan</w:t>
       </w:r>
       <w:proofErr w:type="spellEnd"/>
+      <w:r>
+        <w:rPr>
+          <w:rFonts w:ascii="Times New Roman" w:eastAsia="Times New Roman" w:hAnsi="Times New Roman" w:cs="Times New Roman"/>
+          <w:b/>
+          <w:bCs/>
+          <w:kern w:val="0"/>
+          <w:lang w:eastAsia="en-ID"/>
+          <w14:ligatures w14:val="none"/>
+        </w:rPr>
+        <w:t xml:space="preserve"> DAC</w:t>
+      </w:r>
     </w:p>
     <w:p>
       <w:pPr>
@@ -5613,7 +5684,7 @@
           <w:noProof/>
         </w:rPr>
         <w:drawing>
-          <wp:inline distT="0" distB="0" distL="0" distR="0" wp14:anchorId="5D6F5FA9" wp14:editId="790199F4">
+          <wp:inline distT="0" distB="0" distL="0" distR="0" wp14:anchorId="5D6F5FA9" wp14:editId="744936F7">
             <wp:extent cx="4217035" cy="3162378"/>
             <wp:effectExtent l="0" t="0" r="0" b="0"/>
             <wp:docPr id="741092035" name="Picture 1"/>
@@ -6833,6 +6904,192 @@
           <w:szCs w:val="24"/>
         </w:rPr>
       </w:pPr>
+    </w:p>
+    <w:p>
+      <w:pPr>
+        <w:pStyle w:val="ListParagraph"/>
+        <w:numPr>
+          <w:ilvl w:val="0"/>
+          <w:numId w:val="1"/>
+        </w:numPr>
+        <w:rPr>
+          <w:rFonts w:ascii="Times New Roman" w:hAnsi="Times New Roman" w:cs="Times New Roman"/>
+          <w:b/>
+          <w:bCs/>
+          <w:sz w:val="24"/>
+          <w:szCs w:val="24"/>
+        </w:rPr>
+      </w:pPr>
+      <w:r>
+        <w:rPr>
+          <w:rFonts w:ascii="Times New Roman" w:hAnsi="Times New Roman" w:cs="Times New Roman"/>
+          <w:b/>
+          <w:bCs/>
+          <w:sz w:val="24"/>
+          <w:szCs w:val="24"/>
+        </w:rPr>
+        <w:t xml:space="preserve">Langkah </w:t>
+      </w:r>
+      <w:proofErr w:type="spellStart"/>
+      <w:r>
+        <w:rPr>
+          <w:rFonts w:ascii="Times New Roman" w:hAnsi="Times New Roman" w:cs="Times New Roman"/>
+          <w:b/>
+          <w:bCs/>
+          <w:sz w:val="24"/>
+          <w:szCs w:val="24"/>
+        </w:rPr>
+        <w:t>percobaan</w:t>
+      </w:r>
+      <w:proofErr w:type="spellEnd"/>
+      <w:r>
+        <w:rPr>
+          <w:rFonts w:ascii="Times New Roman" w:hAnsi="Times New Roman" w:cs="Times New Roman"/>
+          <w:b/>
+          <w:bCs/>
+          <w:sz w:val="24"/>
+          <w:szCs w:val="24"/>
+        </w:rPr>
+        <w:t xml:space="preserve"> ADC</w:t>
+      </w:r>
+    </w:p>
+    <w:p>
+      <w:pPr>
+        <w:rPr>
+          <w:rFonts w:ascii="Times New Roman" w:hAnsi="Times New Roman" w:cs="Times New Roman"/>
+          <w:b/>
+          <w:bCs/>
+          <w:sz w:val="24"/>
+          <w:szCs w:val="24"/>
+        </w:rPr>
+      </w:pPr>
+      <w:r>
+        <w:rPr>
+          <w:noProof/>
+        </w:rPr>
+        <w:drawing>
+          <wp:inline distT="0" distB="0" distL="0" distR="0" wp14:anchorId="22FEADED" wp14:editId="4DE9BEDF">
+            <wp:extent cx="3932835" cy="2243797"/>
+            <wp:effectExtent l="0" t="0" r="0" b="4445"/>
+            <wp:docPr id="1921470494" name="Picture 3"/>
+            <wp:cNvGraphicFramePr>
+              <a:graphicFrameLocks xmlns:a="http://schemas.openxmlformats.org/drawingml/2006/main" noChangeAspect="1"/>
+            </wp:cNvGraphicFramePr>
+            <a:graphic xmlns:a="http://schemas.openxmlformats.org/drawingml/2006/main">
+              <a:graphicData uri="http://schemas.openxmlformats.org/drawingml/2006/picture">
+                <pic:pic xmlns:pic="http://schemas.openxmlformats.org/drawingml/2006/picture">
+                  <pic:nvPicPr>
+                    <pic:cNvPr id="0" name="Picture 1"/>
+                    <pic:cNvPicPr>
+                      <a:picLocks noChangeAspect="1" noChangeArrowheads="1"/>
+                    </pic:cNvPicPr>
+                  </pic:nvPicPr>
+                  <pic:blipFill rotWithShape="1">
+                    <a:blip r:embed="rId6">
+                      <a:extLst>
+                        <a:ext uri="{28A0092B-C50C-407E-A947-70E740481C1C}">
+                          <a14:useLocalDpi xmlns:a14="http://schemas.microsoft.com/office/drawing/2010/main" val="0"/>
+                        </a:ext>
+                      </a:extLst>
+                    </a:blip>
+                    <a:srcRect t="36687" b="37012"/>
+                    <a:stretch>
+                      <a:fillRect/>
+                    </a:stretch>
+                  </pic:blipFill>
+                  <pic:spPr bwMode="auto">
+                    <a:xfrm>
+                      <a:off x="0" y="0"/>
+                      <a:ext cx="3933190" cy="2244000"/>
+                    </a:xfrm>
+                    <a:prstGeom prst="rect">
+                      <a:avLst/>
+                    </a:prstGeom>
+                    <a:noFill/>
+                    <a:ln>
+                      <a:noFill/>
+                    </a:ln>
+                    <a:extLst>
+                      <a:ext uri="{53640926-AAD7-44D8-BBD7-CCE9431645EC}">
+                        <a14:shadowObscured xmlns:a14="http://schemas.microsoft.com/office/drawing/2010/main"/>
+                      </a:ext>
+                    </a:extLst>
+                  </pic:spPr>
+                </pic:pic>
+              </a:graphicData>
+            </a:graphic>
+          </wp:inline>
+        </w:drawing>
+      </w:r>
+    </w:p>
+    <w:p>
+      <w:pPr>
+        <w:rPr>
+          <w:rFonts w:ascii="Times New Roman" w:hAnsi="Times New Roman" w:cs="Times New Roman"/>
+          <w:b/>
+          <w:bCs/>
+          <w:sz w:val="24"/>
+          <w:szCs w:val="24"/>
+        </w:rPr>
+      </w:pPr>
+      <w:r>
+        <w:rPr>
+          <w:noProof/>
+        </w:rPr>
+        <w:drawing>
+          <wp:inline distT="0" distB="0" distL="0" distR="0" wp14:anchorId="0012188A" wp14:editId="58EF92AA">
+            <wp:extent cx="3933190" cy="2286000"/>
+            <wp:effectExtent l="0" t="0" r="0" b="0"/>
+            <wp:docPr id="322695280" name="Picture 4"/>
+            <wp:cNvGraphicFramePr>
+              <a:graphicFrameLocks xmlns:a="http://schemas.openxmlformats.org/drawingml/2006/main" noChangeAspect="1"/>
+            </wp:cNvGraphicFramePr>
+            <a:graphic xmlns:a="http://schemas.openxmlformats.org/drawingml/2006/main">
+              <a:graphicData uri="http://schemas.openxmlformats.org/drawingml/2006/picture">
+                <pic:pic xmlns:pic="http://schemas.openxmlformats.org/drawingml/2006/picture">
+                  <pic:nvPicPr>
+                    <pic:cNvPr id="0" name="Picture 3"/>
+                    <pic:cNvPicPr>
+                      <a:picLocks noChangeAspect="1" noChangeArrowheads="1"/>
+                    </pic:cNvPicPr>
+                  </pic:nvPicPr>
+                  <pic:blipFill rotWithShape="1">
+                    <a:blip r:embed="rId7">
+                      <a:extLst>
+                        <a:ext uri="{28A0092B-C50C-407E-A947-70E740481C1C}">
+                          <a14:useLocalDpi xmlns:a14="http://schemas.microsoft.com/office/drawing/2010/main" val="0"/>
+                        </a:ext>
+                      </a:extLst>
+                    </a:blip>
+                    <a:srcRect t="36439" b="36767"/>
+                    <a:stretch>
+                      <a:fillRect/>
+                    </a:stretch>
+                  </pic:blipFill>
+                  <pic:spPr bwMode="auto">
+                    <a:xfrm>
+                      <a:off x="0" y="0"/>
+                      <a:ext cx="3933190" cy="2286000"/>
+                    </a:xfrm>
+                    <a:prstGeom prst="rect">
+                      <a:avLst/>
+                    </a:prstGeom>
+                    <a:noFill/>
+                    <a:ln>
+                      <a:noFill/>
+                    </a:ln>
+                    <a:extLst>
+                      <a:ext uri="{53640926-AAD7-44D8-BBD7-CCE9431645EC}">
+                        <a14:shadowObscured xmlns:a14="http://schemas.microsoft.com/office/drawing/2010/main"/>
+                      </a:ext>
+                    </a:extLst>
+                  </pic:spPr>
+                </pic:pic>
+              </a:graphicData>
+            </a:graphic>
+          </wp:inline>
+        </w:drawing>
+      </w:r>
     </w:p>
     <w:sectPr>
       <w:pgSz w:w="11906" w:h="16838"/>
@@ -8050,6 +8307,7 @@
   <w:style w:type="character" w:default="1" w:styleId="DefaultParagraphFont">
     <w:name w:val="Default Paragraph Font"/>
     <w:uiPriority w:val="1"/>
+    <w:semiHidden/>
     <w:unhideWhenUsed/>
   </w:style>
   <w:style w:type="table" w:default="1" w:styleId="TableNormal">
